--- a/docs/lynx_install_guide.docx
+++ b/docs/lynx_install_guide.docx
@@ -37,7 +37,7 @@
           <w:b/>
           <w:bCs/>
         </w:rPr>
-        <w:t xml:space="preserve">Version 1.9  —  G8YTZ / EI3IOB  —  August 2026</w:t>
+        <w:t xml:space="preserve">Version 1.10  —  G8YTZ / EI3IOB  —  September 2026</w:t>
       </w:r>
     </w:p>
     <w:p>
@@ -95,6 +95,19 @@
       </w:pPr>
       <w:r>
         <w:t xml:space="preserve">A Picotuner (WinterHill firmware) on the same LAN as the Pi, with its IP address noted — a single unit, with two tuner circuits built in; the second one is only relevant if you want diversity reception (Section 8), and needs no separate device or IP address of its own</w:t>
+      </w:r>
+    </w:p>
+    <w:p>
+      <w:pPr>
+        <w:pStyle w:val="ListParagraph"/>
+        <w:numPr>
+          <w:ilvl w:val="0"/>
+          <w:numId w:val="2"/>
+        </w:numPr>
+        <w:spacing w:after="80"/>
+      </w:pPr>
+      <w:r>
+        <w:t xml:space="preserve">Optionally, a SiliconDust HDHomeRun on the same LAN, for DVB-T/T2/C reception — including narrowband DVB-T2 on 2m and 70cm. Only the HDHR5-2DT and HDHR5-4DT will do the narrow amateur bandwidths; see Section 13. Nothing here is required for a Picotuner-only receiver</w:t>
       </w:r>
     </w:p>
     <w:p>
@@ -2874,7 +2887,125 @@
         <w:spacing w:after="200" w:before="400"/>
       </w:pPr>
       <w:r>
-        <w:t xml:space="preserve">13. What's Not Yet Covered By This Guide</w:t>
+        <w:t xml:space="preserve">13. DVB-T2 Reception with an HDHomeRun (Optional)</w:t>
+      </w:r>
+    </w:p>
+    <w:p>
+      <w:pPr>
+        <w:spacing w:after="150"/>
+      </w:pPr>
+      <w:r>
+        <w:t xml:space="preserve">A SiliconDust HDHomeRun on the network gives Lynx DVB-T, DVB-T2 and DVB-C reception alongside the Picotuner’s DVB-S2 — including the narrowband DVB-T2 used on the amateur bands. A receiver without one is entirely unaffected: nothing is found, no panel appears, and everything in this section can be ignored.</w:t>
+      </w:r>
+    </w:p>
+    <w:p>
+      <w:pPr>
+        <w:pStyle w:val="Heading2"/>
+        <w:spacing w:before="300" w:after="150"/>
+      </w:pPr>
+      <w:r>
+        <w:t xml:space="preserve">13.1 Which Model</w:t>
+      </w:r>
+    </w:p>
+    <w:p>
+      <w:pPr>
+        <w:spacing w:after="150"/>
+      </w:pPr>
+      <w:r>
+        <w:t xml:space="preserve">Only the HDHR5-2DT (two tuners) and the HDHR5-4DT (four tuners) support the narrow channel bandwidths. SiliconDust have confirmed this directly — other models receive broadcast multiplexes perfectly well, but will never lock a 1 or 2 MHz amateur signal, however strong it is. The two differ only in how many channels can be received at once.</w:t>
+      </w:r>
+    </w:p>
+    <w:p>
+      <w:pPr>
+        <w:pBdr>
+          <w:left w:val="single" w:sz="12" w:space="8" w:color="E8A33D"/>
+        </w:pBdr>
+        <w:shd w:val="clear" w:color="auto" w:fill="FFF4E5"/>
+        <w:spacing w:before="100" w:after="200"/>
+        <w:ind w:left="200"/>
+      </w:pPr>
+      <w:r>
+        <w:rPr>
+          <w:i/>
+          <w:iCs/>
+        </w:rPr>
+        <w:t xml:space="preserve">SiliconDust have said they are considering a model aimed specifically at amateur use, so this may broaden. Until then, buying any other model for narrowband work will disappoint.</w:t>
+      </w:r>
+    </w:p>
+    <w:p>
+      <w:pPr>
+        <w:pStyle w:val="Heading2"/>
+        <w:spacing w:before="300" w:after="150"/>
+      </w:pPr>
+      <w:r>
+        <w:t xml:space="preserve">13.2 Setting It Up</w:t>
+      </w:r>
+    </w:p>
+    <w:p>
+      <w:pPr>
+        <w:spacing w:after="150"/>
+      </w:pPr>
+      <w:r>
+        <w:t xml:space="preserve">Connect it to the same network as the Pi and power it on. There is nothing to configure: Lynx sweeps for one at startup and a tuner on the same subnet is found on its own. The DVB-T2 panel and tuning card appear in the Web Control Portal once it has been.</w:t>
+      </w:r>
+    </w:p>
+    <w:p>
+      <w:pPr>
+        <w:spacing w:after="150"/>
+      </w:pPr>
+      <w:r>
+        <w:t xml:space="preserve">A tuner on a different subnet — at a repeater site reached over a link, say — has to be named, because discovery is a UDP broadcast and stops at the first router. Give its address on the Config page, under DVB-T2 Tuner (HDHomeRun), and restart Lynx. Everything after discovery is ordinary unicast, so such a tuner then works exactly as a local one does.</w:t>
+      </w:r>
+    </w:p>
+    <w:p>
+      <w:pPr>
+        <w:pBdr>
+          <w:left w:val="single" w:sz="12" w:space="8" w:color="E8A33D"/>
+        </w:pBdr>
+        <w:shd w:val="clear" w:color="auto" w:fill="FFF4E5"/>
+        <w:spacing w:before="100" w:after="200"/>
+        <w:ind w:left="200"/>
+      </w:pPr>
+      <w:r>
+        <w:rPr>
+          <w:i/>
+          <w:iCs/>
+        </w:rPr>
+        <w:t xml:space="preserve">The tuner streams to whatever address Lynx gives it, which is worked out from the routing table on each tune. That is worth knowing at a site with more than one interface: the stream follows the route to the device rather than any configured address, so nothing needs setting for a multi-homed receiver.</w:t>
+      </w:r>
+    </w:p>
+    <w:p>
+      <w:pPr>
+        <w:pStyle w:val="Heading2"/>
+        <w:spacing w:before="300" w:after="150"/>
+      </w:pPr>
+      <w:r>
+        <w:t xml:space="preserve">13.3 Using It</w:t>
+      </w:r>
+    </w:p>
+    <w:p>
+      <w:pPr>
+        <w:spacing w:after="150"/>
+      </w:pPr>
+      <w:r>
+        <w:t xml:space="preserve">The DVB-T2 Reception card on the Receiver page takes a frequency in kHz and a channel bandwidth, and lists the services in whatever multiplex it locks so one can be chosen by name. 1 and 2 MHz are the narrowband amateur modes; 6, 7 and 8 MHz are broadcast. Presets and a boot-time default work as they do for the Picotuner.</w:t>
+      </w:r>
+    </w:p>
+    <w:p>
+      <w:pPr>
+        <w:spacing w:after="150"/>
+      </w:pPr>
+      <w:r>
+        <w:t xml:space="preserve">Contacts on amateur frequencies are logged to QRZ and drawn on Pathfinder cards exactly as DVB-S2 contacts are, taking the callsign from the service name carried in the multiplex. Broadcast frequencies are not logged. The Web UI manual covers the card and the panel field by field.</w:t>
+      </w:r>
+    </w:p>
+    <w:p>
+      <w:pPr>
+        <w:pStyle w:val="Heading1"/>
+        <w:spacing w:after="200" w:before="400"/>
+      </w:pPr>
+      <w:r>
+        <w:t xml:space="preserve">14. What's Not Yet Covered By This Guide</w:t>
       </w:r>
     </w:p>
     <w:p>
@@ -2935,7 +3066,7 @@
         <w:spacing w:after="200" w:before="400"/>
       </w:pPr>
       <w:r>
-        <w:t xml:space="preserve">14. Document Version History</w:t>
+        <w:t xml:space="preserve">15. Document Version History</w:t>
       </w:r>
     </w:p>
     <w:p>

--- a/docs/lynx_install_guide.docx
+++ b/docs/lynx_install_guide.docx
@@ -37,7 +37,7 @@
           <w:b/>
           <w:bCs/>
         </w:rPr>
-        <w:t xml:space="preserve">Version 1.10  —  G8YTZ / EI3IOB  —  September 2026</w:t>
+        <w:t xml:space="preserve">Version 1.11  —  G8YTZ / EI3IOB  —  September 2026</w:t>
       </w:r>
     </w:p>
     <w:p>
@@ -511,7 +511,8 @@
         </w:rPr>
         <w:t xml:space="preserve">sudo apt install -y mpv python3-pip python3-gi python3-gi-cairo \
   gir1.2-gtk-4.0 gir1.2-gdkpixbuf-2.0 libgtk4-layer-shell0 \
-  gir1.2-gtk4layershell-1.0 ffmpeg curl socat librsvg2-bin git</w:t>
+  gir1.2-gtk4layershell-1.0 ffmpeg curl socat librsvg2-bin git \
+  hdhomerun-config</w:t>
       </w:r>
     </w:p>
     <w:tbl>
@@ -1237,6 +1238,56 @@
           </w:p>
         </w:tc>
       </w:tr>
+      <w:tr>
+        <w:tc>
+          <w:tcPr>
+            <w:tcW w:type="dxa" w:w="2400"/>
+          </w:tcPr>
+          <w:p>
+            <w:r>
+              <w:rPr>
+                <w:b w:val="false"/>
+                <w:bCs w:val="false"/>
+                <w:sz w:val="20"/>
+                <w:szCs w:val="20"/>
+              </w:rPr>
+              <w:t xml:space="preserve">hdhomerun-config</w:t>
+            </w:r>
+          </w:p>
+        </w:tc>
+        <w:tc>
+          <w:tcPr>
+            <w:tcW w:type="dxa" w:w="3200"/>
+          </w:tcPr>
+          <w:p>
+            <w:r>
+              <w:rPr>
+                <w:b w:val="false"/>
+                <w:bCs w:val="false"/>
+                <w:sz w:val="20"/>
+                <w:szCs w:val="20"/>
+              </w:rPr>
+              <w:t xml:space="preserve">HDHomeRun control tool</w:t>
+            </w:r>
+          </w:p>
+        </w:tc>
+        <w:tc>
+          <w:tcPr>
+            <w:tcW w:type="dxa" w:w="4200"/>
+          </w:tcPr>
+          <w:p>
+            <w:r>
+              <w:rPr>
+                <w:b w:val="false"/>
+                <w:bCs w:val="false"/>
+                <w:sz w:val="20"/>
+                <w:szCs w:val="20"/>
+              </w:rPr>
+              <w:t xml:space="preserve">SiliconDust’s own utility. Lynx talks to an HDHomeRun entirely through it — discovery, tuning and status. Only needed for DVB-T/T2/C reception, but harmless otherwise at 56 KB</w:t>
+            </w:r>
+          </w:p>
+        </w:tc>
+      </w:tr>
     </w:tbl>
     <w:p>
       <w:pPr>
@@ -2947,6 +2998,31 @@
       </w:pPr>
       <w:r>
         <w:t xml:space="preserve">Connect it to the same network as the Pi and power it on. There is nothing to configure: Lynx sweeps for one at startup and a tuner on the same subnet is found on its own. The DVB-T2 panel and tuning card appear in the Web Control Portal once it has been.</w:t>
+      </w:r>
+    </w:p>
+    <w:p>
+      <w:pPr>
+        <w:pBdr>
+          <w:left w:val="single" w:sz="12" w:space="8" w:color="E8A33D"/>
+        </w:pBdr>
+        <w:shd w:val="clear" w:color="auto" w:fill="FFF4E5"/>
+        <w:spacing w:before="100" w:after="200"/>
+        <w:ind w:left="200"/>
+      </w:pPr>
+      <w:r>
+        <w:rPr>
+          <w:i/>
+          <w:iCs/>
+        </w:rPr>
+        <w:t xml:space="preserve">The hdhomerun-config package must be installed — Lynx talks to the tuner entirely through SiliconDust’s own command-line tool, and without it discovery finds nothing and the log says so. The installer fits it automatically, including on an existing receiver via Update Now, but a hand-built system needs sudo apt install hdhomerun-config.</w:t>
+      </w:r>
+    </w:p>
+    <w:p>
+      <w:pPr>
+        <w:spacing w:after="150"/>
+      </w:pPr>
+      <w:r>
+        <w:t xml:space="preserve"/>
       </w:r>
     </w:p>
     <w:p>
